--- a/Achievements DSAS.docx
+++ b/Achievements DSAS.docx
@@ -52,6 +52,20 @@
         </w:rPr>
         <w:t xml:space="preserve">These are the key achievements of DSAS in brief since the section was activated on 28 September, 2025 through the deployment of an officer. </w:t>
       </w:r>
+      <w:r>
+        <w:rPr>
+          <w:sz w:val="24"/>
+          <w:szCs w:val="24"/>
+        </w:rPr>
+        <w:t>Issue 9 is about research sovereignty, genomic data, and intellectual property.</w:t>
+      </w:r>
+      <w:r>
+        <w:rPr>
+          <w:sz w:val="24"/>
+          <w:szCs w:val="24"/>
+        </w:rPr>
+        <w:t xml:space="preserve"> </w:t>
+      </w:r>
     </w:p>
     <w:p>
       <w:pPr>
@@ -283,7 +297,6 @@
         </w:rPr>
         <w:t xml:space="preserve">Developed </w:t>
       </w:r>
-      <w:bookmarkStart w:id="0" w:name="_GoBack"/>
       <w:r>
         <w:rPr>
           <w:sz w:val="24"/>
@@ -297,15 +310,7 @@
           <w:sz w:val="24"/>
           <w:szCs w:val="24"/>
         </w:rPr>
-        <w:t xml:space="preserve"> </w:t>
-      </w:r>
-      <w:bookmarkEnd w:id="0"/>
-      <w:r>
-        <w:rPr>
-          <w:sz w:val="24"/>
-          <w:szCs w:val="24"/>
-        </w:rPr>
-        <w:t xml:space="preserve">to support </w:t>
+        <w:t xml:space="preserve"> to support </w:t>
       </w:r>
       <w:r>
         <w:rPr>
@@ -382,7 +387,23 @@
           <w:sz w:val="24"/>
           <w:szCs w:val="24"/>
         </w:rPr>
-        <w:t>Strategies employed</w:t>
+        <w:t>Strategies</w:t>
+      </w:r>
+      <w:r>
+        <w:rPr>
+          <w:sz w:val="24"/>
+          <w:szCs w:val="24"/>
+        </w:rPr>
+        <w:t xml:space="preserve"> DSAS</w:t>
+      </w:r>
+      <w:bookmarkStart w:id="0" w:name="_GoBack"/>
+      <w:bookmarkEnd w:id="0"/>
+      <w:r>
+        <w:rPr>
+          <w:sz w:val="24"/>
+          <w:szCs w:val="24"/>
+        </w:rPr>
+        <w:t xml:space="preserve"> employed</w:t>
       </w:r>
     </w:p>
     <w:p>

--- a/Achievements DSAS.docx
+++ b/Achievements DSAS.docx
@@ -35,6 +35,15 @@
         </w:rPr>
         <w:t>Data Science and Analytics Section</w:t>
       </w:r>
+      <w:r>
+        <w:rPr>
+          <w:b/>
+          <w:sz w:val="32"/>
+        </w:rPr>
+        <w:t xml:space="preserve"> (DSAS)</w:t>
+      </w:r>
+      <w:bookmarkStart w:id="0" w:name="_GoBack"/>
+      <w:bookmarkEnd w:id="0"/>
     </w:p>
     <w:p>
       <w:pPr>
@@ -50,7 +59,23 @@
           <w:sz w:val="24"/>
           <w:szCs w:val="24"/>
         </w:rPr>
-        <w:t xml:space="preserve">These are the key achievements of DSAS in brief since the section was activated on 28 September, 2025 through the deployment of an officer. </w:t>
+        <w:t xml:space="preserve">These are the key achievements of DSAS in brief since the section was activated on </w:t>
+      </w:r>
+      <w:r>
+        <w:rPr>
+          <w:b/>
+          <w:sz w:val="24"/>
+          <w:szCs w:val="24"/>
+          <w:u w:val="single"/>
+        </w:rPr>
+        <w:t>28 September, 2025</w:t>
+      </w:r>
+      <w:r>
+        <w:rPr>
+          <w:sz w:val="24"/>
+          <w:szCs w:val="24"/>
+        </w:rPr>
+        <w:t xml:space="preserve"> through the deployment of an officer. </w:t>
       </w:r>
       <w:r>
         <w:rPr>
@@ -69,32 +94,27 @@
     </w:p>
     <w:p>
       <w:pPr>
-        <w:spacing w:after="0"/>
-        <w:jc w:val="both"/>
-        <w:rPr>
-          <w:sz w:val="24"/>
-          <w:szCs w:val="24"/>
-        </w:rPr>
-      </w:pPr>
-    </w:p>
-    <w:p>
-      <w:pPr>
-        <w:rPr>
-          <w:sz w:val="24"/>
-          <w:szCs w:val="24"/>
-        </w:rPr>
-      </w:pPr>
-      <w:r>
-        <w:rPr>
-          <w:sz w:val="24"/>
-          <w:szCs w:val="24"/>
+        <w:rPr>
+          <w:b/>
+          <w:sz w:val="24"/>
+          <w:szCs w:val="24"/>
+        </w:rPr>
+      </w:pPr>
+      <w:r>
+        <w:rPr>
+          <w:b/>
+          <w:sz w:val="24"/>
+          <w:szCs w:val="24"/>
+          <w:highlight w:val="lightGray"/>
         </w:rPr>
         <w:t xml:space="preserve">Notable </w:t>
       </w:r>
       <w:r>
         <w:rPr>
-          <w:sz w:val="24"/>
-          <w:szCs w:val="24"/>
+          <w:b/>
+          <w:sz w:val="24"/>
+          <w:szCs w:val="24"/>
+          <w:highlight w:val="lightGray"/>
         </w:rPr>
         <w:t>achievements and impact</w:t>
       </w:r>
@@ -104,7 +124,7 @@
         <w:pStyle w:val="ListParagraph"/>
         <w:numPr>
           <w:ilvl w:val="0"/>
-          <w:numId w:val="12"/>
+          <w:numId w:val="15"/>
         </w:numPr>
         <w:rPr>
           <w:sz w:val="24"/>
@@ -123,7 +143,7 @@
           <w:sz w:val="24"/>
           <w:szCs w:val="24"/>
         </w:rPr>
-        <w:t xml:space="preserve">atistical support for over </w:t>
+        <w:t xml:space="preserve">atistical support to </w:t>
       </w:r>
       <w:r>
         <w:rPr>
@@ -154,7 +174,7 @@
         <w:pStyle w:val="ListParagraph"/>
         <w:numPr>
           <w:ilvl w:val="0"/>
-          <w:numId w:val="12"/>
+          <w:numId w:val="15"/>
         </w:numPr>
         <w:rPr>
           <w:sz w:val="24"/>
@@ -175,7 +195,23 @@
           <w:szCs w:val="24"/>
           <w:u w:val="single"/>
         </w:rPr>
-        <w:t>Co-developed and submitted four research proposals</w:t>
+        <w:t>Co-developed and submitted four</w:t>
+      </w:r>
+      <w:r>
+        <w:rPr>
+          <w:sz w:val="24"/>
+          <w:szCs w:val="24"/>
+          <w:u w:val="single"/>
+        </w:rPr>
+        <w:t xml:space="preserve"> (4)</w:t>
+      </w:r>
+      <w:r>
+        <w:rPr>
+          <w:sz w:val="24"/>
+          <w:szCs w:val="24"/>
+          <w:u w:val="single"/>
+        </w:rPr>
+        <w:t xml:space="preserve"> research proposals</w:t>
       </w:r>
       <w:r>
         <w:rPr>
@@ -190,7 +226,7 @@
         <w:pStyle w:val="ListParagraph"/>
         <w:numPr>
           <w:ilvl w:val="0"/>
-          <w:numId w:val="12"/>
+          <w:numId w:val="15"/>
         </w:numPr>
         <w:rPr>
           <w:sz w:val="24"/>
@@ -202,7 +238,21 @@
           <w:sz w:val="24"/>
           <w:szCs w:val="24"/>
         </w:rPr>
-        <w:t xml:space="preserve">Mentored and supervised more than </w:t>
+        <w:t>Trained, m</w:t>
+      </w:r>
+      <w:r>
+        <w:rPr>
+          <w:sz w:val="24"/>
+          <w:szCs w:val="24"/>
+        </w:rPr>
+        <w:t>e</w:t>
+      </w:r>
+      <w:r>
+        <w:rPr>
+          <w:sz w:val="24"/>
+          <w:szCs w:val="24"/>
+        </w:rPr>
+        <w:t>ntored and supervised Ten (</w:t>
       </w:r>
       <w:r>
         <w:rPr>
@@ -210,7 +260,15 @@
           <w:szCs w:val="24"/>
           <w:u w:val="single"/>
         </w:rPr>
-        <w:t>15 interns and industrial attachment students</w:t>
+        <w:t>10)</w:t>
+      </w:r>
+      <w:r>
+        <w:rPr>
+          <w:sz w:val="24"/>
+          <w:szCs w:val="24"/>
+          <w:u w:val="single"/>
+        </w:rPr>
+        <w:t xml:space="preserve"> interns and industrial attachment students</w:t>
       </w:r>
       <w:r>
         <w:rPr>
@@ -225,7 +283,7 @@
         <w:pStyle w:val="ListParagraph"/>
         <w:numPr>
           <w:ilvl w:val="0"/>
-          <w:numId w:val="12"/>
+          <w:numId w:val="15"/>
         </w:numPr>
         <w:rPr>
           <w:sz w:val="24"/>
@@ -246,7 +304,41 @@
           <w:szCs w:val="24"/>
           <w:u w:val="single"/>
         </w:rPr>
-        <w:t>strong collaborative working relationships with all research and professional divisions, promoting multidisciplinary research and informed decision-making.</w:t>
+        <w:t xml:space="preserve">strong collaborative working relationships with </w:t>
+      </w:r>
+      <w:r>
+        <w:rPr>
+          <w:b/>
+          <w:sz w:val="24"/>
+          <w:szCs w:val="24"/>
+          <w:u w:val="single"/>
+        </w:rPr>
+        <w:t>all research</w:t>
+      </w:r>
+      <w:r>
+        <w:rPr>
+          <w:sz w:val="24"/>
+          <w:szCs w:val="24"/>
+          <w:u w:val="single"/>
+        </w:rPr>
+        <w:t xml:space="preserve"> and </w:t>
+      </w:r>
+      <w:r>
+        <w:rPr>
+          <w:b/>
+          <w:sz w:val="24"/>
+          <w:szCs w:val="24"/>
+          <w:u w:val="single"/>
+        </w:rPr>
+        <w:t>professional divisions</w:t>
+      </w:r>
+      <w:r>
+        <w:rPr>
+          <w:sz w:val="24"/>
+          <w:szCs w:val="24"/>
+          <w:u w:val="single"/>
+        </w:rPr>
+        <w:t>, promoting multidisciplinary research and informed decision-making.</w:t>
       </w:r>
     </w:p>
     <w:p>
@@ -254,7 +346,7 @@
         <w:pStyle w:val="ListParagraph"/>
         <w:numPr>
           <w:ilvl w:val="0"/>
-          <w:numId w:val="12"/>
+          <w:numId w:val="15"/>
         </w:numPr>
         <w:rPr>
           <w:sz w:val="24"/>
@@ -283,7 +375,7 @@
         <w:pStyle w:val="ListParagraph"/>
         <w:numPr>
           <w:ilvl w:val="0"/>
-          <w:numId w:val="12"/>
+          <w:numId w:val="15"/>
         </w:numPr>
         <w:rPr>
           <w:sz w:val="24"/>
@@ -323,14 +415,17 @@
     <w:p>
       <w:pPr>
         <w:rPr>
-          <w:sz w:val="24"/>
-          <w:szCs w:val="24"/>
-        </w:rPr>
-      </w:pPr>
-      <w:r>
-        <w:rPr>
-          <w:sz w:val="24"/>
-          <w:szCs w:val="24"/>
+          <w:b/>
+          <w:sz w:val="24"/>
+          <w:szCs w:val="24"/>
+        </w:rPr>
+      </w:pPr>
+      <w:r>
+        <w:rPr>
+          <w:b/>
+          <w:sz w:val="24"/>
+          <w:szCs w:val="24"/>
+          <w:highlight w:val="lightGray"/>
         </w:rPr>
         <w:t>Working collaborations established</w:t>
       </w:r>
@@ -378,30 +473,35 @@
     <w:p>
       <w:pPr>
         <w:rPr>
-          <w:sz w:val="24"/>
-          <w:szCs w:val="24"/>
-        </w:rPr>
-      </w:pPr>
-      <w:r>
-        <w:rPr>
-          <w:sz w:val="24"/>
-          <w:szCs w:val="24"/>
+          <w:b/>
+          <w:sz w:val="24"/>
+          <w:szCs w:val="24"/>
+        </w:rPr>
+      </w:pPr>
+      <w:r>
+        <w:rPr>
+          <w:b/>
+          <w:sz w:val="24"/>
+          <w:szCs w:val="24"/>
+          <w:highlight w:val="lightGray"/>
         </w:rPr>
         <w:t>Strategies</w:t>
       </w:r>
       <w:r>
         <w:rPr>
-          <w:sz w:val="24"/>
-          <w:szCs w:val="24"/>
+          <w:b/>
+          <w:sz w:val="24"/>
+          <w:szCs w:val="24"/>
+          <w:highlight w:val="lightGray"/>
         </w:rPr>
         <w:t xml:space="preserve"> DSAS</w:t>
       </w:r>
-      <w:bookmarkStart w:id="0" w:name="_GoBack"/>
-      <w:bookmarkEnd w:id="0"/>
-      <w:r>
-        <w:rPr>
-          <w:sz w:val="24"/>
-          <w:szCs w:val="24"/>
+      <w:r>
+        <w:rPr>
+          <w:b/>
+          <w:sz w:val="24"/>
+          <w:szCs w:val="24"/>
+          <w:highlight w:val="lightGray"/>
         </w:rPr>
         <w:t xml:space="preserve"> employed</w:t>
       </w:r>
@@ -411,7 +511,7 @@
         <w:pStyle w:val="ListParagraph"/>
         <w:numPr>
           <w:ilvl w:val="0"/>
-          <w:numId w:val="14"/>
+          <w:numId w:val="16"/>
         </w:numPr>
         <w:rPr>
           <w:sz w:val="24"/>
@@ -431,7 +531,7 @@
         <w:pStyle w:val="ListParagraph"/>
         <w:numPr>
           <w:ilvl w:val="0"/>
-          <w:numId w:val="14"/>
+          <w:numId w:val="16"/>
         </w:numPr>
         <w:rPr>
           <w:sz w:val="24"/>
@@ -451,7 +551,7 @@
         <w:pStyle w:val="ListParagraph"/>
         <w:numPr>
           <w:ilvl w:val="0"/>
-          <w:numId w:val="14"/>
+          <w:numId w:val="16"/>
         </w:numPr>
         <w:rPr>
           <w:sz w:val="24"/>
@@ -471,7 +571,7 @@
         <w:pStyle w:val="ListParagraph"/>
         <w:numPr>
           <w:ilvl w:val="0"/>
-          <w:numId w:val="14"/>
+          <w:numId w:val="16"/>
         </w:numPr>
         <w:rPr>
           <w:sz w:val="24"/>
@@ -489,14 +589,17 @@
     <w:p>
       <w:pPr>
         <w:rPr>
-          <w:sz w:val="24"/>
-          <w:szCs w:val="24"/>
-        </w:rPr>
-      </w:pPr>
-      <w:r>
-        <w:rPr>
-          <w:sz w:val="24"/>
-          <w:szCs w:val="24"/>
+          <w:b/>
+          <w:sz w:val="24"/>
+          <w:szCs w:val="24"/>
+        </w:rPr>
+      </w:pPr>
+      <w:r>
+        <w:rPr>
+          <w:b/>
+          <w:sz w:val="24"/>
+          <w:szCs w:val="24"/>
+          <w:highlight w:val="lightGray"/>
         </w:rPr>
         <w:t>Key challenges</w:t>
       </w:r>
@@ -774,17 +877,17 @@
   <w:abstractNum w:abstractNumId="2" w15:restartNumberingAfterBreak="0">
     <w:nsid w:val="1F5A7F21"/>
     <w:multiLevelType w:val="hybridMultilevel"/>
-    <w:tmpl w:val="D3E6D7FC"/>
-    <w:lvl w:ilvl="0" w:tplc="04090001">
-      <w:start w:val="1"/>
-      <w:numFmt w:val="bullet"/>
-      <w:lvlText w:val=""/>
+    <w:tmpl w:val="27741346"/>
+    <w:lvl w:ilvl="0" w:tplc="0409000F">
+      <w:start w:val="1"/>
+      <w:numFmt w:val="decimal"/>
+      <w:lvlText w:val="%1."/>
       <w:lvlJc w:val="left"/>
       <w:pPr>
         <w:ind w:left="720" w:hanging="360"/>
       </w:pPr>
       <w:rPr>
-        <w:rFonts w:ascii="Symbol" w:hAnsi="Symbol" w:hint="default"/>
+        <w:rFonts w:hint="default"/>
       </w:rPr>
     </w:lvl>
     <w:lvl w:ilvl="1" w:tplc="04090019" w:tentative="1">
@@ -861,6 +964,119 @@
     </w:lvl>
   </w:abstractNum>
   <w:abstractNum w:abstractNumId="3" w15:restartNumberingAfterBreak="0">
+    <w:nsid w:val="3FC22695"/>
+    <w:multiLevelType w:val="hybridMultilevel"/>
+    <w:tmpl w:val="CDC8F5BE"/>
+    <w:lvl w:ilvl="0" w:tplc="0409000F">
+      <w:start w:val="1"/>
+      <w:numFmt w:val="decimal"/>
+      <w:lvlText w:val="%1."/>
+      <w:lvlJc w:val="left"/>
+      <w:pPr>
+        <w:ind w:left="720" w:hanging="360"/>
+      </w:pPr>
+      <w:rPr>
+        <w:rFonts w:hint="default"/>
+      </w:rPr>
+    </w:lvl>
+    <w:lvl w:ilvl="1" w:tplc="04090003" w:tentative="1">
+      <w:start w:val="1"/>
+      <w:numFmt w:val="bullet"/>
+      <w:lvlText w:val="o"/>
+      <w:lvlJc w:val="left"/>
+      <w:pPr>
+        <w:ind w:left="1440" w:hanging="360"/>
+      </w:pPr>
+      <w:rPr>
+        <w:rFonts w:ascii="Courier New" w:hAnsi="Courier New" w:cs="Courier New" w:hint="default"/>
+      </w:rPr>
+    </w:lvl>
+    <w:lvl w:ilvl="2" w:tplc="04090005" w:tentative="1">
+      <w:start w:val="1"/>
+      <w:numFmt w:val="bullet"/>
+      <w:lvlText w:val=""/>
+      <w:lvlJc w:val="left"/>
+      <w:pPr>
+        <w:ind w:left="2160" w:hanging="360"/>
+      </w:pPr>
+      <w:rPr>
+        <w:rFonts w:ascii="Wingdings" w:hAnsi="Wingdings" w:hint="default"/>
+      </w:rPr>
+    </w:lvl>
+    <w:lvl w:ilvl="3" w:tplc="04090001" w:tentative="1">
+      <w:start w:val="1"/>
+      <w:numFmt w:val="bullet"/>
+      <w:lvlText w:val=""/>
+      <w:lvlJc w:val="left"/>
+      <w:pPr>
+        <w:ind w:left="2880" w:hanging="360"/>
+      </w:pPr>
+      <w:rPr>
+        <w:rFonts w:ascii="Symbol" w:hAnsi="Symbol" w:hint="default"/>
+      </w:rPr>
+    </w:lvl>
+    <w:lvl w:ilvl="4" w:tplc="04090003" w:tentative="1">
+      <w:start w:val="1"/>
+      <w:numFmt w:val="bullet"/>
+      <w:lvlText w:val="o"/>
+      <w:lvlJc w:val="left"/>
+      <w:pPr>
+        <w:ind w:left="3600" w:hanging="360"/>
+      </w:pPr>
+      <w:rPr>
+        <w:rFonts w:ascii="Courier New" w:hAnsi="Courier New" w:cs="Courier New" w:hint="default"/>
+      </w:rPr>
+    </w:lvl>
+    <w:lvl w:ilvl="5" w:tplc="04090005" w:tentative="1">
+      <w:start w:val="1"/>
+      <w:numFmt w:val="bullet"/>
+      <w:lvlText w:val=""/>
+      <w:lvlJc w:val="left"/>
+      <w:pPr>
+        <w:ind w:left="4320" w:hanging="360"/>
+      </w:pPr>
+      <w:rPr>
+        <w:rFonts w:ascii="Wingdings" w:hAnsi="Wingdings" w:hint="default"/>
+      </w:rPr>
+    </w:lvl>
+    <w:lvl w:ilvl="6" w:tplc="04090001" w:tentative="1">
+      <w:start w:val="1"/>
+      <w:numFmt w:val="bullet"/>
+      <w:lvlText w:val=""/>
+      <w:lvlJc w:val="left"/>
+      <w:pPr>
+        <w:ind w:left="5040" w:hanging="360"/>
+      </w:pPr>
+      <w:rPr>
+        <w:rFonts w:ascii="Symbol" w:hAnsi="Symbol" w:hint="default"/>
+      </w:rPr>
+    </w:lvl>
+    <w:lvl w:ilvl="7" w:tplc="04090003" w:tentative="1">
+      <w:start w:val="1"/>
+      <w:numFmt w:val="bullet"/>
+      <w:lvlText w:val="o"/>
+      <w:lvlJc w:val="left"/>
+      <w:pPr>
+        <w:ind w:left="5760" w:hanging="360"/>
+      </w:pPr>
+      <w:rPr>
+        <w:rFonts w:ascii="Courier New" w:hAnsi="Courier New" w:cs="Courier New" w:hint="default"/>
+      </w:rPr>
+    </w:lvl>
+    <w:lvl w:ilvl="8" w:tplc="04090005" w:tentative="1">
+      <w:start w:val="1"/>
+      <w:numFmt w:val="bullet"/>
+      <w:lvlText w:val=""/>
+      <w:lvlJc w:val="left"/>
+      <w:pPr>
+        <w:ind w:left="6480" w:hanging="360"/>
+      </w:pPr>
+      <w:rPr>
+        <w:rFonts w:ascii="Wingdings" w:hAnsi="Wingdings" w:hint="default"/>
+      </w:rPr>
+    </w:lvl>
+  </w:abstractNum>
+  <w:abstractNum w:abstractNumId="4" w15:restartNumberingAfterBreak="0">
     <w:nsid w:val="42951BFB"/>
     <w:multiLevelType w:val="multilevel"/>
     <w:tmpl w:val="3B3E48BA"/>
@@ -1009,7 +1225,7 @@
       </w:rPr>
     </w:lvl>
   </w:abstractNum>
-  <w:abstractNum w:abstractNumId="4" w15:restartNumberingAfterBreak="0">
+  <w:abstractNum w:abstractNumId="5" w15:restartNumberingAfterBreak="0">
     <w:nsid w:val="44064E5D"/>
     <w:multiLevelType w:val="multilevel"/>
     <w:tmpl w:val="18F0FFD2"/>
@@ -1158,7 +1374,7 @@
       </w:rPr>
     </w:lvl>
   </w:abstractNum>
-  <w:abstractNum w:abstractNumId="5" w15:restartNumberingAfterBreak="0">
+  <w:abstractNum w:abstractNumId="6" w15:restartNumberingAfterBreak="0">
     <w:nsid w:val="4C117BD9"/>
     <w:multiLevelType w:val="multilevel"/>
     <w:tmpl w:val="253602E8"/>
@@ -1307,7 +1523,7 @@
       </w:rPr>
     </w:lvl>
   </w:abstractNum>
-  <w:abstractNum w:abstractNumId="6" w15:restartNumberingAfterBreak="0">
+  <w:abstractNum w:abstractNumId="7" w15:restartNumberingAfterBreak="0">
     <w:nsid w:val="53386264"/>
     <w:multiLevelType w:val="hybridMultilevel"/>
     <w:tmpl w:val="6A9A2088"/>
@@ -1400,7 +1616,7 @@
       </w:pPr>
     </w:lvl>
   </w:abstractNum>
-  <w:abstractNum w:abstractNumId="7" w15:restartNumberingAfterBreak="0">
+  <w:abstractNum w:abstractNumId="8" w15:restartNumberingAfterBreak="0">
     <w:nsid w:val="56C1018F"/>
     <w:multiLevelType w:val="hybridMultilevel"/>
     <w:tmpl w:val="09E84790"/>
@@ -1486,7 +1702,7 @@
       </w:pPr>
     </w:lvl>
   </w:abstractNum>
-  <w:abstractNum w:abstractNumId="8" w15:restartNumberingAfterBreak="0">
+  <w:abstractNum w:abstractNumId="9" w15:restartNumberingAfterBreak="0">
     <w:nsid w:val="5F7B4B95"/>
     <w:multiLevelType w:val="hybridMultilevel"/>
     <w:tmpl w:val="9E9A0114"/>
@@ -1579,7 +1795,7 @@
       </w:pPr>
     </w:lvl>
   </w:abstractNum>
-  <w:abstractNum w:abstractNumId="9" w15:restartNumberingAfterBreak="0">
+  <w:abstractNum w:abstractNumId="10" w15:restartNumberingAfterBreak="0">
     <w:nsid w:val="63B84938"/>
     <w:multiLevelType w:val="multilevel"/>
     <w:tmpl w:val="6116F040"/>
@@ -1728,17 +1944,106 @@
       </w:rPr>
     </w:lvl>
   </w:abstractNum>
+  <w:abstractNum w:abstractNumId="11" w15:restartNumberingAfterBreak="0">
+    <w:nsid w:val="79DE17B7"/>
+    <w:multiLevelType w:val="hybridMultilevel"/>
+    <w:tmpl w:val="27741346"/>
+    <w:lvl w:ilvl="0" w:tplc="0409000F">
+      <w:start w:val="1"/>
+      <w:numFmt w:val="decimal"/>
+      <w:lvlText w:val="%1."/>
+      <w:lvlJc w:val="left"/>
+      <w:pPr>
+        <w:ind w:left="720" w:hanging="360"/>
+      </w:pPr>
+      <w:rPr>
+        <w:rFonts w:hint="default"/>
+      </w:rPr>
+    </w:lvl>
+    <w:lvl w:ilvl="1" w:tplc="04090019" w:tentative="1">
+      <w:start w:val="1"/>
+      <w:numFmt w:val="lowerLetter"/>
+      <w:lvlText w:val="%2."/>
+      <w:lvlJc w:val="left"/>
+      <w:pPr>
+        <w:ind w:left="1440" w:hanging="360"/>
+      </w:pPr>
+    </w:lvl>
+    <w:lvl w:ilvl="2" w:tplc="0409001B" w:tentative="1">
+      <w:start w:val="1"/>
+      <w:numFmt w:val="lowerRoman"/>
+      <w:lvlText w:val="%3."/>
+      <w:lvlJc w:val="right"/>
+      <w:pPr>
+        <w:ind w:left="2160" w:hanging="180"/>
+      </w:pPr>
+    </w:lvl>
+    <w:lvl w:ilvl="3" w:tplc="0409000F" w:tentative="1">
+      <w:start w:val="1"/>
+      <w:numFmt w:val="decimal"/>
+      <w:lvlText w:val="%4."/>
+      <w:lvlJc w:val="left"/>
+      <w:pPr>
+        <w:ind w:left="2880" w:hanging="360"/>
+      </w:pPr>
+    </w:lvl>
+    <w:lvl w:ilvl="4" w:tplc="04090019" w:tentative="1">
+      <w:start w:val="1"/>
+      <w:numFmt w:val="lowerLetter"/>
+      <w:lvlText w:val="%5."/>
+      <w:lvlJc w:val="left"/>
+      <w:pPr>
+        <w:ind w:left="3600" w:hanging="360"/>
+      </w:pPr>
+    </w:lvl>
+    <w:lvl w:ilvl="5" w:tplc="0409001B" w:tentative="1">
+      <w:start w:val="1"/>
+      <w:numFmt w:val="lowerRoman"/>
+      <w:lvlText w:val="%6."/>
+      <w:lvlJc w:val="right"/>
+      <w:pPr>
+        <w:ind w:left="4320" w:hanging="180"/>
+      </w:pPr>
+    </w:lvl>
+    <w:lvl w:ilvl="6" w:tplc="0409000F" w:tentative="1">
+      <w:start w:val="1"/>
+      <w:numFmt w:val="decimal"/>
+      <w:lvlText w:val="%7."/>
+      <w:lvlJc w:val="left"/>
+      <w:pPr>
+        <w:ind w:left="5040" w:hanging="360"/>
+      </w:pPr>
+    </w:lvl>
+    <w:lvl w:ilvl="7" w:tplc="04090019" w:tentative="1">
+      <w:start w:val="1"/>
+      <w:numFmt w:val="lowerLetter"/>
+      <w:lvlText w:val="%8."/>
+      <w:lvlJc w:val="left"/>
+      <w:pPr>
+        <w:ind w:left="5760" w:hanging="360"/>
+      </w:pPr>
+    </w:lvl>
+    <w:lvl w:ilvl="8" w:tplc="0409001B" w:tentative="1">
+      <w:start w:val="1"/>
+      <w:numFmt w:val="lowerRoman"/>
+      <w:lvlText w:val="%9."/>
+      <w:lvlJc w:val="right"/>
+      <w:pPr>
+        <w:ind w:left="6480" w:hanging="180"/>
+      </w:pPr>
+    </w:lvl>
+  </w:abstractNum>
   <w:num w:numId="1">
-    <w:abstractNumId w:val="6"/>
+    <w:abstractNumId w:val="7"/>
   </w:num>
   <w:num w:numId="2">
-    <w:abstractNumId w:val="8"/>
+    <w:abstractNumId w:val="9"/>
   </w:num>
   <w:num w:numId="3">
-    <w:abstractNumId w:val="8"/>
+    <w:abstractNumId w:val="9"/>
   </w:num>
   <w:num w:numId="4">
-    <w:abstractNumId w:val="8"/>
+    <w:abstractNumId w:val="9"/>
   </w:num>
   <w:num w:numId="5">
     <w:abstractNumId w:val="1"/>
@@ -1777,25 +2082,31 @@
     <w:abstractNumId w:val="1"/>
   </w:num>
   <w:num w:numId="8">
-    <w:abstractNumId w:val="3"/>
+    <w:abstractNumId w:val="4"/>
   </w:num>
   <w:num w:numId="9">
-    <w:abstractNumId w:val="5"/>
+    <w:abstractNumId w:val="6"/>
   </w:num>
   <w:num w:numId="10">
-    <w:abstractNumId w:val="9"/>
+    <w:abstractNumId w:val="10"/>
   </w:num>
   <w:num w:numId="11">
-    <w:abstractNumId w:val="4"/>
+    <w:abstractNumId w:val="5"/>
   </w:num>
   <w:num w:numId="12">
     <w:abstractNumId w:val="0"/>
   </w:num>
   <w:num w:numId="13">
-    <w:abstractNumId w:val="7"/>
+    <w:abstractNumId w:val="8"/>
   </w:num>
   <w:num w:numId="14">
     <w:abstractNumId w:val="2"/>
+  </w:num>
+  <w:num w:numId="15">
+    <w:abstractNumId w:val="3"/>
+  </w:num>
+  <w:num w:numId="16">
+    <w:abstractNumId w:val="11"/>
   </w:num>
 </w:numbering>
 </file>
